--- a/manuscript/template.docx
+++ b/manuscript/template.docx
@@ -1,10 +1,10 @@
 
 <file path=word/document.xml><?xml version="1.0" encoding="utf-8"?>
-<w:document xmlns:wpc="http://schemas.microsoft.com/office/word/2010/wordprocessingCanvas" xmlns:cx="http://schemas.microsoft.com/office/drawing/2014/chartex" xmlns:cx1="http://schemas.microsoft.com/office/drawing/2015/9/8/chartex" xmlns:cx2="http://schemas.microsoft.com/office/drawing/2015/10/21/chartex" xmlns:cx3="http://schemas.microsoft.com/office/drawing/2016/5/9/chartex" xmlns:cx4="http://schemas.microsoft.com/office/drawing/2016/5/10/chartex" xmlns:cx5="http://schemas.microsoft.com/office/drawing/2016/5/11/chartex" xmlns:cx6="http://schemas.microsoft.com/office/drawing/2016/5/12/chartex" xmlns:cx7="http://schemas.microsoft.com/office/drawing/2016/5/13/chartex" xmlns:cx8="http://schemas.microsoft.com/office/drawing/2016/5/14/chartex" xmlns:mc="http://schemas.openxmlformats.org/markup-compatibility/2006" xmlns:aink="http://schemas.microsoft.com/office/drawing/2016/ink" xmlns:am3d="http://schemas.microsoft.com/office/drawing/2017/model3d" xmlns:o="urn:schemas-microsoft-com:office:office" xmlns:oel="http://schemas.microsoft.com/office/2019/extlst" xmlns:r="http://schemas.openxmlformats.org/officeDocument/2006/relationships" xmlns:m="http://schemas.openxmlformats.org/officeDocument/2006/math" xmlns:v="urn:schemas-microsoft-com:vml" xmlns:wp14="http://schemas.microsoft.com/office/word/2010/wordprocessingDrawing" xmlns:wp="http://schemas.openxmlformats.org/drawingml/2006/wordprocessingDrawing" xmlns:w10="urn:schemas-microsoft-com:office:word" xmlns:w="http://schemas.openxmlformats.org/wordprocessingml/2006/main" xmlns:w14="http://schemas.microsoft.com/office/word/2010/wordml" xmlns:w15="http://schemas.microsoft.com/office/word/2012/wordml" xmlns:w16cex="http://schemas.microsoft.com/office/word/2018/wordml/cex" xmlns:w16cid="http://schemas.microsoft.com/office/word/2016/wordml/cid" xmlns:w16="http://schemas.microsoft.com/office/word/2018/wordml" xmlns:w16sdtdh="http://schemas.microsoft.com/office/word/2020/wordml/sdtdatahash" xmlns:w16se="http://schemas.microsoft.com/office/word/2015/wordml/symex" xmlns:wpg="http://schemas.microsoft.com/office/word/2010/wordprocessingGroup" xmlns:wpi="http://schemas.microsoft.com/office/word/2010/wordprocessingInk" xmlns:wne="http://schemas.microsoft.com/office/word/2006/wordml" xmlns:wps="http://schemas.microsoft.com/office/word/2010/wordprocessingShape" mc:Ignorable="w14 w15 w16se w16cid w16 w16cex w16sdtdh wp14">
+<w:document xmlns:wpc="http://schemas.microsoft.com/office/word/2010/wordprocessingCanvas" xmlns:cx="http://schemas.microsoft.com/office/drawing/2014/chartex" xmlns:cx1="http://schemas.microsoft.com/office/drawing/2015/9/8/chartex" xmlns:cx2="http://schemas.microsoft.com/office/drawing/2015/10/21/chartex" xmlns:cx3="http://schemas.microsoft.com/office/drawing/2016/5/9/chartex" xmlns:cx4="http://schemas.microsoft.com/office/drawing/2016/5/10/chartex" xmlns:cx5="http://schemas.microsoft.com/office/drawing/2016/5/11/chartex" xmlns:cx6="http://schemas.microsoft.com/office/drawing/2016/5/12/chartex" xmlns:cx7="http://schemas.microsoft.com/office/drawing/2016/5/13/chartex" xmlns:cx8="http://schemas.microsoft.com/office/drawing/2016/5/14/chartex" xmlns:mc="http://schemas.openxmlformats.org/markup-compatibility/2006" xmlns:aink="http://schemas.microsoft.com/office/drawing/2016/ink" xmlns:am3d="http://schemas.microsoft.com/office/drawing/2017/model3d" xmlns:o="urn:schemas-microsoft-com:office:office" xmlns:oel="http://schemas.microsoft.com/office/2019/extlst" xmlns:r="http://schemas.openxmlformats.org/officeDocument/2006/relationships" xmlns:m="http://schemas.openxmlformats.org/officeDocument/2006/math" xmlns:v="urn:schemas-microsoft-com:vml" xmlns:wp14="http://schemas.microsoft.com/office/word/2010/wordprocessingDrawing" xmlns:wp="http://schemas.openxmlformats.org/drawingml/2006/wordprocessingDrawing" xmlns:w10="urn:schemas-microsoft-com:office:word" xmlns:w="http://schemas.openxmlformats.org/wordprocessingml/2006/main" xmlns:w14="http://schemas.microsoft.com/office/word/2010/wordml" xmlns:w15="http://schemas.microsoft.com/office/word/2012/wordml" xmlns:w16cex="http://schemas.microsoft.com/office/word/2018/wordml/cex" xmlns:w16cid="http://schemas.microsoft.com/office/word/2016/wordml/cid" xmlns:w16="http://schemas.microsoft.com/office/word/2018/wordml" xmlns:w16du="http://schemas.microsoft.com/office/word/2023/wordml/word16du" xmlns:w16sdtdh="http://schemas.microsoft.com/office/word/2020/wordml/sdtdatahash" xmlns:w16sdtfl="http://schemas.microsoft.com/office/word/2024/wordml/sdtformatlock" xmlns:w16se="http://schemas.microsoft.com/office/word/2015/wordml/symex" xmlns:wpg="http://schemas.microsoft.com/office/word/2010/wordprocessingGroup" xmlns:wpi="http://schemas.microsoft.com/office/word/2010/wordprocessingInk" xmlns:wne="http://schemas.microsoft.com/office/word/2006/wordml" xmlns:wps="http://schemas.microsoft.com/office/word/2010/wordprocessingShape" mc:Ignorable="w14 w15 w16se w16cid w16 w16cex w16sdtdh w16sdtfl w16du wp14">
   <w:body>
     <w:p>
       <w:pPr>
-        <w:pStyle w:val="Titre"/>
+        <w:pStyle w:val="Title"/>
       </w:pPr>
       <w:r>
         <w:t>Title</w:t>
@@ -44,7 +44,7 @@
     </w:sdt>
     <w:p>
       <w:pPr>
-        <w:pStyle w:val="Titre1"/>
+        <w:pStyle w:val="Heading1"/>
       </w:pPr>
       <w:bookmarkStart w:id="0" w:name="methods"/>
       <w:r>
@@ -82,7 +82,7 @@
       <w:hyperlink r:id="rId7">
         <w:r>
           <w:rPr>
-            <w:rStyle w:val="Lienhypertexte"/>
+            <w:rStyle w:val="Hyperlink"/>
           </w:rPr>
           <w:t>https://github.com/anthonyhauser/social_contact</w:t>
         </w:r>
@@ -93,7 +93,7 @@
     </w:p>
     <w:p>
       <w:pPr>
-        <w:pStyle w:val="Corpsdetexte"/>
+        <w:pStyle w:val="BodyText"/>
       </w:pPr>
     </w:p>
     <w:p>
@@ -106,7 +106,7 @@
     </w:p>
     <w:p>
       <w:pPr>
-        <w:pStyle w:val="Titre2"/>
+        <w:pStyle w:val="Heading2"/>
       </w:pPr>
       <w:bookmarkStart w:id="1" w:name="data"/>
       <w:r>
@@ -134,7 +134,7 @@
     </w:p>
     <w:p>
       <w:pPr>
-        <w:pStyle w:val="Corpsdetexte"/>
+        <w:pStyle w:val="BodyText"/>
       </w:pPr>
       <w:r>
         <w:t>CoMix is a longitudinal multi-country survey aiming at monitoring behavioural changes during the COVID-19 pandemic in Europe from March 2020 to March 2022 Among the 20 countries that conducted the survey, Belgium, the Netherlands and the United Kingdom (UK) were the only ones starting in Spring 2020 and carrying it over 2021. At the start of the study, a representative panel of individuals (e.g., in terms of age, gender, region of residence) was recruited. For the following survey waves, additional panel members were recruited in case of significant proportion of lost-to-follow-ups.  At each survey wave, participants were asked to report each contact they had in past 24 hours. They were also asked to indicate the setting (home, work, school, etc) as well as demographic information (e.g., age range) of the contacts. A contact is defined as an in-person conversation of at least a few words or a skin-contact (REF coletti 2020 Nature).</w:t>
@@ -142,7 +142,7 @@
     </w:p>
     <w:p>
       <w:pPr>
-        <w:pStyle w:val="Corpsdetexte"/>
+        <w:pStyle w:val="BodyText"/>
       </w:pPr>
       <w:r>
         <w:t>The Netherlands gathered information about XX participants in XX survey waves from XX to XX. The median number of survey wave by participants was XX. XX participants reported their contacts in Belgium during XX survey from XX to XX. The number of participants was much higher in the UK with a total of XX, reporting contacts from XX to XX during XX survey waves The median number of survey wave by participants was also higher in the UK (XX) compared to the Netherlands (XX) and Belgium.  For Netherlands and Belgium, the survey stopped between XX and XX, while social contact data were collected continuously in the UK. As we focused on work-related contacts, we only considered the adult participants separated in four age groups: 18-29, 30-49, 50-69, 70+. For the contacts, we still considered reported contacts with minor, thus including a fifth age group 0-17.</w:t>
@@ -150,7 +150,7 @@
     </w:p>
     <w:p>
       <w:pPr>
-        <w:pStyle w:val="Corpsdetexte"/>
+        <w:pStyle w:val="BodyText"/>
       </w:pPr>
       <w:r>
         <w:t>Restriction to different age groups</w:t>
@@ -168,7 +168,7 @@
 </file>
 
 <file path=word/endnotes.xml><?xml version="1.0" encoding="utf-8"?>
-<w:endnotes xmlns:wpc="http://schemas.microsoft.com/office/word/2010/wordprocessingCanvas" xmlns:cx="http://schemas.microsoft.com/office/drawing/2014/chartex" xmlns:cx1="http://schemas.microsoft.com/office/drawing/2015/9/8/chartex" xmlns:cx2="http://schemas.microsoft.com/office/drawing/2015/10/21/chartex" xmlns:cx3="http://schemas.microsoft.com/office/drawing/2016/5/9/chartex" xmlns:cx4="http://schemas.microsoft.com/office/drawing/2016/5/10/chartex" xmlns:cx5="http://schemas.microsoft.com/office/drawing/2016/5/11/chartex" xmlns:cx6="http://schemas.microsoft.com/office/drawing/2016/5/12/chartex" xmlns:cx7="http://schemas.microsoft.com/office/drawing/2016/5/13/chartex" xmlns:cx8="http://schemas.microsoft.com/office/drawing/2016/5/14/chartex" xmlns:mc="http://schemas.openxmlformats.org/markup-compatibility/2006" xmlns:aink="http://schemas.microsoft.com/office/drawing/2016/ink" xmlns:am3d="http://schemas.microsoft.com/office/drawing/2017/model3d" xmlns:o="urn:schemas-microsoft-com:office:office" xmlns:oel="http://schemas.microsoft.com/office/2019/extlst" xmlns:r="http://schemas.openxmlformats.org/officeDocument/2006/relationships" xmlns:m="http://schemas.openxmlformats.org/officeDocument/2006/math" xmlns:v="urn:schemas-microsoft-com:vml" xmlns:wp14="http://schemas.microsoft.com/office/word/2010/wordprocessingDrawing" xmlns:wp="http://schemas.openxmlformats.org/drawingml/2006/wordprocessingDrawing" xmlns:w10="urn:schemas-microsoft-com:office:word" xmlns:w="http://schemas.openxmlformats.org/wordprocessingml/2006/main" xmlns:w14="http://schemas.microsoft.com/office/word/2010/wordml" xmlns:w15="http://schemas.microsoft.com/office/word/2012/wordml" xmlns:w16cex="http://schemas.microsoft.com/office/word/2018/wordml/cex" xmlns:w16cid="http://schemas.microsoft.com/office/word/2016/wordml/cid" xmlns:w16="http://schemas.microsoft.com/office/word/2018/wordml" xmlns:w16sdtdh="http://schemas.microsoft.com/office/word/2020/wordml/sdtdatahash" xmlns:w16se="http://schemas.microsoft.com/office/word/2015/wordml/symex" xmlns:wpg="http://schemas.microsoft.com/office/word/2010/wordprocessingGroup" xmlns:wpi="http://schemas.microsoft.com/office/word/2010/wordprocessingInk" xmlns:wne="http://schemas.microsoft.com/office/word/2006/wordml" xmlns:wps="http://schemas.microsoft.com/office/word/2010/wordprocessingShape" mc:Ignorable="w14 w15 w16se w16cid w16 w16cex w16sdtdh wp14">
+<w:endnotes xmlns:wpc="http://schemas.microsoft.com/office/word/2010/wordprocessingCanvas" xmlns:cx="http://schemas.microsoft.com/office/drawing/2014/chartex" xmlns:cx1="http://schemas.microsoft.com/office/drawing/2015/9/8/chartex" xmlns:cx2="http://schemas.microsoft.com/office/drawing/2015/10/21/chartex" xmlns:cx3="http://schemas.microsoft.com/office/drawing/2016/5/9/chartex" xmlns:cx4="http://schemas.microsoft.com/office/drawing/2016/5/10/chartex" xmlns:cx5="http://schemas.microsoft.com/office/drawing/2016/5/11/chartex" xmlns:cx6="http://schemas.microsoft.com/office/drawing/2016/5/12/chartex" xmlns:cx7="http://schemas.microsoft.com/office/drawing/2016/5/13/chartex" xmlns:cx8="http://schemas.microsoft.com/office/drawing/2016/5/14/chartex" xmlns:mc="http://schemas.openxmlformats.org/markup-compatibility/2006" xmlns:aink="http://schemas.microsoft.com/office/drawing/2016/ink" xmlns:am3d="http://schemas.microsoft.com/office/drawing/2017/model3d" xmlns:o="urn:schemas-microsoft-com:office:office" xmlns:oel="http://schemas.microsoft.com/office/2019/extlst" xmlns:r="http://schemas.openxmlformats.org/officeDocument/2006/relationships" xmlns:m="http://schemas.openxmlformats.org/officeDocument/2006/math" xmlns:v="urn:schemas-microsoft-com:vml" xmlns:wp14="http://schemas.microsoft.com/office/word/2010/wordprocessingDrawing" xmlns:wp="http://schemas.openxmlformats.org/drawingml/2006/wordprocessingDrawing" xmlns:w10="urn:schemas-microsoft-com:office:word" xmlns:w="http://schemas.openxmlformats.org/wordprocessingml/2006/main" xmlns:w14="http://schemas.microsoft.com/office/word/2010/wordml" xmlns:w15="http://schemas.microsoft.com/office/word/2012/wordml" xmlns:w16cex="http://schemas.microsoft.com/office/word/2018/wordml/cex" xmlns:w16cid="http://schemas.microsoft.com/office/word/2016/wordml/cid" xmlns:w16="http://schemas.microsoft.com/office/word/2018/wordml" xmlns:w16du="http://schemas.microsoft.com/office/word/2023/wordml/word16du" xmlns:w16sdtdh="http://schemas.microsoft.com/office/word/2020/wordml/sdtdatahash" xmlns:w16sdtfl="http://schemas.microsoft.com/office/word/2024/wordml/sdtformatlock" xmlns:w16se="http://schemas.microsoft.com/office/word/2015/wordml/symex" xmlns:wpg="http://schemas.microsoft.com/office/word/2010/wordprocessingGroup" xmlns:wpi="http://schemas.microsoft.com/office/word/2010/wordprocessingInk" xmlns:wne="http://schemas.microsoft.com/office/word/2006/wordml" xmlns:wps="http://schemas.microsoft.com/office/word/2010/wordprocessingShape" mc:Ignorable="w14 w15 w16se w16cid w16 w16cex w16sdtdh w16sdtfl w16du wp14">
   <w:endnote w:type="separator" w:id="-1">
     <w:p>
       <w:pPr>
@@ -193,7 +193,7 @@
 </file>
 
 <file path=word/footnotes.xml><?xml version="1.0" encoding="utf-8"?>
-<w:footnotes xmlns:wpc="http://schemas.microsoft.com/office/word/2010/wordprocessingCanvas" xmlns:cx="http://schemas.microsoft.com/office/drawing/2014/chartex" xmlns:cx1="http://schemas.microsoft.com/office/drawing/2015/9/8/chartex" xmlns:cx2="http://schemas.microsoft.com/office/drawing/2015/10/21/chartex" xmlns:cx3="http://schemas.microsoft.com/office/drawing/2016/5/9/chartex" xmlns:cx4="http://schemas.microsoft.com/office/drawing/2016/5/10/chartex" xmlns:cx5="http://schemas.microsoft.com/office/drawing/2016/5/11/chartex" xmlns:cx6="http://schemas.microsoft.com/office/drawing/2016/5/12/chartex" xmlns:cx7="http://schemas.microsoft.com/office/drawing/2016/5/13/chartex" xmlns:cx8="http://schemas.microsoft.com/office/drawing/2016/5/14/chartex" xmlns:mc="http://schemas.openxmlformats.org/markup-compatibility/2006" xmlns:aink="http://schemas.microsoft.com/office/drawing/2016/ink" xmlns:am3d="http://schemas.microsoft.com/office/drawing/2017/model3d" xmlns:o="urn:schemas-microsoft-com:office:office" xmlns:oel="http://schemas.microsoft.com/office/2019/extlst" xmlns:r="http://schemas.openxmlformats.org/officeDocument/2006/relationships" xmlns:m="http://schemas.openxmlformats.org/officeDocument/2006/math" xmlns:v="urn:schemas-microsoft-com:vml" xmlns:wp14="http://schemas.microsoft.com/office/word/2010/wordprocessingDrawing" xmlns:wp="http://schemas.openxmlformats.org/drawingml/2006/wordprocessingDrawing" xmlns:w10="urn:schemas-microsoft-com:office:word" xmlns:w="http://schemas.openxmlformats.org/wordprocessingml/2006/main" xmlns:w14="http://schemas.microsoft.com/office/word/2010/wordml" xmlns:w15="http://schemas.microsoft.com/office/word/2012/wordml" xmlns:w16cex="http://schemas.microsoft.com/office/word/2018/wordml/cex" xmlns:w16cid="http://schemas.microsoft.com/office/word/2016/wordml/cid" xmlns:w16="http://schemas.microsoft.com/office/word/2018/wordml" xmlns:w16sdtdh="http://schemas.microsoft.com/office/word/2020/wordml/sdtdatahash" xmlns:w16se="http://schemas.microsoft.com/office/word/2015/wordml/symex" xmlns:wpg="http://schemas.microsoft.com/office/word/2010/wordprocessingGroup" xmlns:wpi="http://schemas.microsoft.com/office/word/2010/wordprocessingInk" xmlns:wne="http://schemas.microsoft.com/office/word/2006/wordml" xmlns:wps="http://schemas.microsoft.com/office/word/2010/wordprocessingShape" mc:Ignorable="w14 w15 w16se w16cid w16 w16cex w16sdtdh wp14">
+<w:footnotes xmlns:wpc="http://schemas.microsoft.com/office/word/2010/wordprocessingCanvas" xmlns:cx="http://schemas.microsoft.com/office/drawing/2014/chartex" xmlns:cx1="http://schemas.microsoft.com/office/drawing/2015/9/8/chartex" xmlns:cx2="http://schemas.microsoft.com/office/drawing/2015/10/21/chartex" xmlns:cx3="http://schemas.microsoft.com/office/drawing/2016/5/9/chartex" xmlns:cx4="http://schemas.microsoft.com/office/drawing/2016/5/10/chartex" xmlns:cx5="http://schemas.microsoft.com/office/drawing/2016/5/11/chartex" xmlns:cx6="http://schemas.microsoft.com/office/drawing/2016/5/12/chartex" xmlns:cx7="http://schemas.microsoft.com/office/drawing/2016/5/13/chartex" xmlns:cx8="http://schemas.microsoft.com/office/drawing/2016/5/14/chartex" xmlns:mc="http://schemas.openxmlformats.org/markup-compatibility/2006" xmlns:aink="http://schemas.microsoft.com/office/drawing/2016/ink" xmlns:am3d="http://schemas.microsoft.com/office/drawing/2017/model3d" xmlns:o="urn:schemas-microsoft-com:office:office" xmlns:oel="http://schemas.microsoft.com/office/2019/extlst" xmlns:r="http://schemas.openxmlformats.org/officeDocument/2006/relationships" xmlns:m="http://schemas.openxmlformats.org/officeDocument/2006/math" xmlns:v="urn:schemas-microsoft-com:vml" xmlns:wp14="http://schemas.microsoft.com/office/word/2010/wordprocessingDrawing" xmlns:wp="http://schemas.openxmlformats.org/drawingml/2006/wordprocessingDrawing" xmlns:w10="urn:schemas-microsoft-com:office:word" xmlns:w="http://schemas.openxmlformats.org/wordprocessingml/2006/main" xmlns:w14="http://schemas.microsoft.com/office/word/2010/wordml" xmlns:w15="http://schemas.microsoft.com/office/word/2012/wordml" xmlns:w16cex="http://schemas.microsoft.com/office/word/2018/wordml/cex" xmlns:w16cid="http://schemas.microsoft.com/office/word/2016/wordml/cid" xmlns:w16="http://schemas.microsoft.com/office/word/2018/wordml" xmlns:w16du="http://schemas.microsoft.com/office/word/2023/wordml/word16du" xmlns:w16sdtdh="http://schemas.microsoft.com/office/word/2020/wordml/sdtdatahash" xmlns:w16sdtfl="http://schemas.microsoft.com/office/word/2024/wordml/sdtformatlock" xmlns:w16se="http://schemas.microsoft.com/office/word/2015/wordml/symex" xmlns:wpg="http://schemas.microsoft.com/office/word/2010/wordprocessingGroup" xmlns:wpi="http://schemas.microsoft.com/office/word/2010/wordprocessingInk" xmlns:wne="http://schemas.microsoft.com/office/word/2006/wordml" xmlns:wps="http://schemas.microsoft.com/office/word/2010/wordprocessingShape" mc:Ignorable="w14 w15 w16se w16cid w16 w16cex w16sdtdh w16sdtfl w16du wp14">
   <w:footnote w:type="separator" w:id="-1">
     <w:p>
       <w:r>
@@ -212,7 +212,7 @@
 </file>
 
 <file path=word/numbering.xml><?xml version="1.0" encoding="utf-8"?>
-<w:numbering xmlns:wpc="http://schemas.microsoft.com/office/word/2010/wordprocessingCanvas" xmlns:cx="http://schemas.microsoft.com/office/drawing/2014/chartex" xmlns:cx1="http://schemas.microsoft.com/office/drawing/2015/9/8/chartex" xmlns:cx2="http://schemas.microsoft.com/office/drawing/2015/10/21/chartex" xmlns:cx3="http://schemas.microsoft.com/office/drawing/2016/5/9/chartex" xmlns:cx4="http://schemas.microsoft.com/office/drawing/2016/5/10/chartex" xmlns:cx5="http://schemas.microsoft.com/office/drawing/2016/5/11/chartex" xmlns:cx6="http://schemas.microsoft.com/office/drawing/2016/5/12/chartex" xmlns:cx7="http://schemas.microsoft.com/office/drawing/2016/5/13/chartex" xmlns:cx8="http://schemas.microsoft.com/office/drawing/2016/5/14/chartex" xmlns:mc="http://schemas.openxmlformats.org/markup-compatibility/2006" xmlns:aink="http://schemas.microsoft.com/office/drawing/2016/ink" xmlns:am3d="http://schemas.microsoft.com/office/drawing/2017/model3d" xmlns:o="urn:schemas-microsoft-com:office:office" xmlns:oel="http://schemas.microsoft.com/office/2019/extlst" xmlns:r="http://schemas.openxmlformats.org/officeDocument/2006/relationships" xmlns:m="http://schemas.openxmlformats.org/officeDocument/2006/math" xmlns:v="urn:schemas-microsoft-com:vml" xmlns:wp14="http://schemas.microsoft.com/office/word/2010/wordprocessingDrawing" xmlns:wp="http://schemas.openxmlformats.org/drawingml/2006/wordprocessingDrawing" xmlns:w10="urn:schemas-microsoft-com:office:word" xmlns:w="http://schemas.openxmlformats.org/wordprocessingml/2006/main" xmlns:w14="http://schemas.microsoft.com/office/word/2010/wordml" xmlns:w15="http://schemas.microsoft.com/office/word/2012/wordml" xmlns:w16cex="http://schemas.microsoft.com/office/word/2018/wordml/cex" xmlns:w16cid="http://schemas.microsoft.com/office/word/2016/wordml/cid" xmlns:w16="http://schemas.microsoft.com/office/word/2018/wordml" xmlns:w16sdtdh="http://schemas.microsoft.com/office/word/2020/wordml/sdtdatahash" xmlns:w16se="http://schemas.microsoft.com/office/word/2015/wordml/symex" xmlns:wpg="http://schemas.microsoft.com/office/word/2010/wordprocessingGroup" xmlns:wpi="http://schemas.microsoft.com/office/word/2010/wordprocessingInk" xmlns:wne="http://schemas.microsoft.com/office/word/2006/wordml" xmlns:wps="http://schemas.microsoft.com/office/word/2010/wordprocessingShape" mc:Ignorable="w14 w15 w16se w16cid w16 w16cex w16sdtdh wp14">
+<w:numbering xmlns:wpc="http://schemas.microsoft.com/office/word/2010/wordprocessingCanvas" xmlns:cx="http://schemas.microsoft.com/office/drawing/2014/chartex" xmlns:cx1="http://schemas.microsoft.com/office/drawing/2015/9/8/chartex" xmlns:cx2="http://schemas.microsoft.com/office/drawing/2015/10/21/chartex" xmlns:cx3="http://schemas.microsoft.com/office/drawing/2016/5/9/chartex" xmlns:cx4="http://schemas.microsoft.com/office/drawing/2016/5/10/chartex" xmlns:cx5="http://schemas.microsoft.com/office/drawing/2016/5/11/chartex" xmlns:cx6="http://schemas.microsoft.com/office/drawing/2016/5/12/chartex" xmlns:cx7="http://schemas.microsoft.com/office/drawing/2016/5/13/chartex" xmlns:cx8="http://schemas.microsoft.com/office/drawing/2016/5/14/chartex" xmlns:mc="http://schemas.openxmlformats.org/markup-compatibility/2006" xmlns:aink="http://schemas.microsoft.com/office/drawing/2016/ink" xmlns:am3d="http://schemas.microsoft.com/office/drawing/2017/model3d" xmlns:o="urn:schemas-microsoft-com:office:office" xmlns:oel="http://schemas.microsoft.com/office/2019/extlst" xmlns:r="http://schemas.openxmlformats.org/officeDocument/2006/relationships" xmlns:m="http://schemas.openxmlformats.org/officeDocument/2006/math" xmlns:v="urn:schemas-microsoft-com:vml" xmlns:wp14="http://schemas.microsoft.com/office/word/2010/wordprocessingDrawing" xmlns:wp="http://schemas.openxmlformats.org/drawingml/2006/wordprocessingDrawing" xmlns:w10="urn:schemas-microsoft-com:office:word" xmlns:w="http://schemas.openxmlformats.org/wordprocessingml/2006/main" xmlns:w14="http://schemas.microsoft.com/office/word/2010/wordml" xmlns:w15="http://schemas.microsoft.com/office/word/2012/wordml" xmlns:w16cex="http://schemas.microsoft.com/office/word/2018/wordml/cex" xmlns:w16cid="http://schemas.microsoft.com/office/word/2016/wordml/cid" xmlns:w16="http://schemas.microsoft.com/office/word/2018/wordml" xmlns:w16du="http://schemas.microsoft.com/office/word/2023/wordml/word16du" xmlns:w16sdtdh="http://schemas.microsoft.com/office/word/2020/wordml/sdtdatahash" xmlns:w16sdtfl="http://schemas.microsoft.com/office/word/2024/wordml/sdtformatlock" xmlns:w16se="http://schemas.microsoft.com/office/word/2015/wordml/symex" xmlns:wpg="http://schemas.microsoft.com/office/word/2010/wordprocessingGroup" xmlns:wpi="http://schemas.microsoft.com/office/word/2010/wordprocessingInk" xmlns:wne="http://schemas.microsoft.com/office/word/2006/wordml" xmlns:wps="http://schemas.microsoft.com/office/word/2010/wordprocessingShape" mc:Ignorable="w14 w15 w16se w16cid w16 w16cex w16sdtdh w16sdtfl w16du wp14">
   <w:abstractNum w:abstractNumId="0" w15:restartNumberingAfterBreak="0">
     <w:nsid w:val="FFFFFF7C"/>
     <w:multiLevelType w:val="singleLevel"/>
@@ -512,7 +512,7 @@
 </file>
 
 <file path=word/styles.xml><?xml version="1.0" encoding="utf-8"?>
-<w:styles xmlns:mc="http://schemas.openxmlformats.org/markup-compatibility/2006" xmlns:r="http://schemas.openxmlformats.org/officeDocument/2006/relationships" xmlns:w="http://schemas.openxmlformats.org/wordprocessingml/2006/main" xmlns:w14="http://schemas.microsoft.com/office/word/2010/wordml" xmlns:w15="http://schemas.microsoft.com/office/word/2012/wordml" xmlns:w16cex="http://schemas.microsoft.com/office/word/2018/wordml/cex" xmlns:w16cid="http://schemas.microsoft.com/office/word/2016/wordml/cid" xmlns:w16="http://schemas.microsoft.com/office/word/2018/wordml" xmlns:w16sdtdh="http://schemas.microsoft.com/office/word/2020/wordml/sdtdatahash" xmlns:w16se="http://schemas.microsoft.com/office/word/2015/wordml/symex" mc:Ignorable="w14 w15 w16se w16cid w16 w16cex w16sdtdh">
+<w:styles xmlns:mc="http://schemas.openxmlformats.org/markup-compatibility/2006" xmlns:r="http://schemas.openxmlformats.org/officeDocument/2006/relationships" xmlns:w="http://schemas.openxmlformats.org/wordprocessingml/2006/main" xmlns:w14="http://schemas.microsoft.com/office/word/2010/wordml" xmlns:w15="http://schemas.microsoft.com/office/word/2012/wordml" xmlns:w16cex="http://schemas.microsoft.com/office/word/2018/wordml/cex" xmlns:w16cid="http://schemas.microsoft.com/office/word/2016/wordml/cid" xmlns:w16="http://schemas.microsoft.com/office/word/2018/wordml" xmlns:w16du="http://schemas.microsoft.com/office/word/2023/wordml/word16du" xmlns:w16sdtdh="http://schemas.microsoft.com/office/word/2020/wordml/sdtdatahash" xmlns:w16sdtfl="http://schemas.microsoft.com/office/word/2024/wordml/sdtformatlock" xmlns:w16se="http://schemas.microsoft.com/office/word/2015/wordml/symex" mc:Ignorable="w14 w15 w16se w16cid w16 w16cex w16sdtdh w16sdtfl w16du">
   <w:docDefaults>
     <w:rPrDefault>
       <w:rPr>
@@ -869,10 +869,10 @@
     <w:name w:val="Normal"/>
     <w:qFormat/>
   </w:style>
-  <w:style w:type="paragraph" w:styleId="Titre1">
+  <w:style w:type="paragraph" w:styleId="Heading1">
     <w:name w:val="heading 1"/>
     <w:basedOn w:val="Normal"/>
-    <w:next w:val="Corpsdetexte"/>
+    <w:next w:val="BodyText"/>
     <w:uiPriority w:val="9"/>
     <w:qFormat/>
     <w:pPr>
@@ -890,10 +890,10 @@
       <w:szCs w:val="32"/>
     </w:rPr>
   </w:style>
-  <w:style w:type="paragraph" w:styleId="Titre2">
+  <w:style w:type="paragraph" w:styleId="Heading2">
     <w:name w:val="heading 2"/>
     <w:basedOn w:val="Normal"/>
-    <w:next w:val="Corpsdetexte"/>
+    <w:next w:val="BodyText"/>
     <w:uiPriority w:val="9"/>
     <w:unhideWhenUsed/>
     <w:qFormat/>
@@ -912,10 +912,10 @@
       <w:szCs w:val="28"/>
     </w:rPr>
   </w:style>
-  <w:style w:type="paragraph" w:styleId="Titre3">
+  <w:style w:type="paragraph" w:styleId="Heading3">
     <w:name w:val="heading 3"/>
     <w:basedOn w:val="Normal"/>
-    <w:next w:val="Corpsdetexte"/>
+    <w:next w:val="BodyText"/>
     <w:uiPriority w:val="9"/>
     <w:unhideWhenUsed/>
     <w:qFormat/>
@@ -932,10 +932,10 @@
       <w:color w:val="4F81BD" w:themeColor="accent1"/>
     </w:rPr>
   </w:style>
-  <w:style w:type="paragraph" w:styleId="Titre4">
+  <w:style w:type="paragraph" w:styleId="Heading4">
     <w:name w:val="heading 4"/>
     <w:basedOn w:val="Normal"/>
-    <w:next w:val="Corpsdetexte"/>
+    <w:next w:val="BodyText"/>
     <w:uiPriority w:val="9"/>
     <w:unhideWhenUsed/>
     <w:qFormat/>
@@ -952,10 +952,10 @@
       <w:color w:val="4F81BD" w:themeColor="accent1"/>
     </w:rPr>
   </w:style>
-  <w:style w:type="paragraph" w:styleId="Titre5">
+  <w:style w:type="paragraph" w:styleId="Heading5">
     <w:name w:val="heading 5"/>
     <w:basedOn w:val="Normal"/>
-    <w:next w:val="Corpsdetexte"/>
+    <w:next w:val="BodyText"/>
     <w:uiPriority w:val="9"/>
     <w:unhideWhenUsed/>
     <w:qFormat/>
@@ -971,10 +971,10 @@
       <w:color w:val="4F81BD" w:themeColor="accent1"/>
     </w:rPr>
   </w:style>
-  <w:style w:type="paragraph" w:styleId="Titre6">
+  <w:style w:type="paragraph" w:styleId="Heading6">
     <w:name w:val="heading 6"/>
     <w:basedOn w:val="Normal"/>
-    <w:next w:val="Corpsdetexte"/>
+    <w:next w:val="BodyText"/>
     <w:uiPriority w:val="9"/>
     <w:unhideWhenUsed/>
     <w:qFormat/>
@@ -989,10 +989,10 @@
       <w:color w:val="4F81BD" w:themeColor="accent1"/>
     </w:rPr>
   </w:style>
-  <w:style w:type="paragraph" w:styleId="Titre7">
+  <w:style w:type="paragraph" w:styleId="Heading7">
     <w:name w:val="heading 7"/>
     <w:basedOn w:val="Normal"/>
-    <w:next w:val="Corpsdetexte"/>
+    <w:next w:val="BodyText"/>
     <w:uiPriority w:val="9"/>
     <w:unhideWhenUsed/>
     <w:qFormat/>
@@ -1007,10 +1007,10 @@
       <w:color w:val="4F81BD" w:themeColor="accent1"/>
     </w:rPr>
   </w:style>
-  <w:style w:type="paragraph" w:styleId="Titre8">
+  <w:style w:type="paragraph" w:styleId="Heading8">
     <w:name w:val="heading 8"/>
     <w:basedOn w:val="Normal"/>
-    <w:next w:val="Corpsdetexte"/>
+    <w:next w:val="BodyText"/>
     <w:uiPriority w:val="9"/>
     <w:unhideWhenUsed/>
     <w:qFormat/>
@@ -1025,10 +1025,10 @@
       <w:color w:val="4F81BD" w:themeColor="accent1"/>
     </w:rPr>
   </w:style>
-  <w:style w:type="paragraph" w:styleId="Titre9">
+  <w:style w:type="paragraph" w:styleId="Heading9">
     <w:name w:val="heading 9"/>
     <w:basedOn w:val="Normal"/>
-    <w:next w:val="Corpsdetexte"/>
+    <w:next w:val="BodyText"/>
     <w:uiPriority w:val="9"/>
     <w:unhideWhenUsed/>
     <w:qFormat/>
@@ -1043,13 +1043,13 @@
       <w:color w:val="4F81BD" w:themeColor="accent1"/>
     </w:rPr>
   </w:style>
-  <w:style w:type="character" w:default="1" w:styleId="Policepardfaut">
+  <w:style w:type="character" w:default="1" w:styleId="DefaultParagraphFont">
     <w:name w:val="Default Paragraph Font"/>
     <w:uiPriority w:val="1"/>
     <w:semiHidden/>
     <w:unhideWhenUsed/>
   </w:style>
-  <w:style w:type="table" w:default="1" w:styleId="TableauNormal">
+  <w:style w:type="table" w:default="1" w:styleId="TableNormal">
     <w:name w:val="Normal Table"/>
     <w:uiPriority w:val="99"/>
     <w:semiHidden/>
@@ -1064,16 +1064,16 @@
       </w:tblCellMar>
     </w:tblPr>
   </w:style>
-  <w:style w:type="numbering" w:default="1" w:styleId="Aucuneliste">
+  <w:style w:type="numbering" w:default="1" w:styleId="NoList">
     <w:name w:val="No List"/>
     <w:uiPriority w:val="99"/>
     <w:semiHidden/>
     <w:unhideWhenUsed/>
   </w:style>
-  <w:style w:type="paragraph" w:styleId="Corpsdetexte">
+  <w:style w:type="paragraph" w:styleId="BodyText">
     <w:name w:val="Body Text"/>
     <w:basedOn w:val="Normal"/>
-    <w:link w:val="CorpsdetexteCar"/>
+    <w:link w:val="BodyTextChar"/>
     <w:qFormat/>
     <w:rsid w:val="00C263CF"/>
     <w:pPr>
@@ -1085,23 +1085,23 @@
   </w:style>
   <w:style w:type="paragraph" w:customStyle="1" w:styleId="FirstParagraph">
     <w:name w:val="First Paragraph"/>
-    <w:basedOn w:val="Corpsdetexte"/>
-    <w:next w:val="Corpsdetexte"/>
+    <w:basedOn w:val="BodyText"/>
+    <w:next w:val="BodyText"/>
     <w:qFormat/>
     <w:rsid w:val="00C263CF"/>
   </w:style>
   <w:style w:type="paragraph" w:customStyle="1" w:styleId="Compact">
     <w:name w:val="Compact"/>
-    <w:basedOn w:val="Corpsdetexte"/>
+    <w:basedOn w:val="BodyText"/>
     <w:qFormat/>
     <w:pPr>
       <w:spacing w:before="36" w:after="36"/>
     </w:pPr>
   </w:style>
-  <w:style w:type="paragraph" w:styleId="Titre">
+  <w:style w:type="paragraph" w:styleId="Title">
     <w:name w:val="Title"/>
     <w:basedOn w:val="Normal"/>
-    <w:next w:val="Corpsdetexte"/>
+    <w:next w:val="BodyText"/>
     <w:qFormat/>
     <w:pPr>
       <w:keepNext/>
@@ -1118,10 +1118,10 @@
       <w:szCs w:val="36"/>
     </w:rPr>
   </w:style>
-  <w:style w:type="paragraph" w:styleId="Sous-titre">
+  <w:style w:type="paragraph" w:styleId="Subtitle">
     <w:name w:val="Subtitle"/>
-    <w:basedOn w:val="Titre"/>
-    <w:next w:val="Corpsdetexte"/>
+    <w:basedOn w:val="Title"/>
+    <w:next w:val="BodyText"/>
     <w:qFormat/>
     <w:pPr>
       <w:spacing w:before="240"/>
@@ -1133,7 +1133,7 @@
   </w:style>
   <w:style w:type="paragraph" w:customStyle="1" w:styleId="Author">
     <w:name w:val="Author"/>
-    <w:next w:val="Corpsdetexte"/>
+    <w:next w:val="BodyText"/>
     <w:qFormat/>
     <w:rsid w:val="003F1726"/>
     <w:pPr>
@@ -1147,7 +1147,7 @@
   </w:style>
   <w:style w:type="paragraph" w:styleId="Date">
     <w:name w:val="Date"/>
-    <w:next w:val="Corpsdetexte"/>
+    <w:next w:val="BodyText"/>
     <w:qFormat/>
     <w:pPr>
       <w:keepNext/>
@@ -1158,7 +1158,7 @@
   <w:style w:type="paragraph" w:customStyle="1" w:styleId="Abstract">
     <w:name w:val="Abstract"/>
     <w:basedOn w:val="Normal"/>
-    <w:next w:val="Corpsdetexte"/>
+    <w:next w:val="BodyText"/>
     <w:qFormat/>
     <w:pPr>
       <w:keepNext/>
@@ -1170,15 +1170,15 @@
       <w:szCs w:val="20"/>
     </w:rPr>
   </w:style>
-  <w:style w:type="paragraph" w:styleId="Bibliographie">
+  <w:style w:type="paragraph" w:styleId="Bibliography">
     <w:name w:val="Bibliography"/>
     <w:basedOn w:val="Normal"/>
     <w:qFormat/>
   </w:style>
-  <w:style w:type="paragraph" w:styleId="Normalcentr">
+  <w:style w:type="paragraph" w:styleId="BlockText">
     <w:name w:val="Block Text"/>
-    <w:basedOn w:val="Corpsdetexte"/>
-    <w:next w:val="Corpsdetexte"/>
+    <w:basedOn w:val="BodyText"/>
+    <w:next w:val="BodyText"/>
     <w:uiPriority w:val="9"/>
     <w:unhideWhenUsed/>
     <w:qFormat/>
@@ -1187,7 +1187,7 @@
       <w:ind w:left="480" w:right="480"/>
     </w:pPr>
   </w:style>
-  <w:style w:type="paragraph" w:styleId="Notedebasdepage">
+  <w:style w:type="paragraph" w:styleId="FootnoteText">
     <w:name w:val="footnote text"/>
     <w:basedOn w:val="Normal"/>
     <w:uiPriority w:val="9"/>
@@ -1240,10 +1240,10 @@
     <w:name w:val="Definition"/>
     <w:basedOn w:val="Normal"/>
   </w:style>
-  <w:style w:type="paragraph" w:styleId="Lgende">
+  <w:style w:type="paragraph" w:styleId="Caption">
     <w:name w:val="caption"/>
     <w:basedOn w:val="Normal"/>
-    <w:link w:val="LgendeCar"/>
+    <w:link w:val="CaptionChar"/>
     <w:pPr>
       <w:spacing w:after="120"/>
     </w:pPr>
@@ -1253,14 +1253,14 @@
   </w:style>
   <w:style w:type="paragraph" w:customStyle="1" w:styleId="TableCaption">
     <w:name w:val="Table Caption"/>
-    <w:basedOn w:val="Lgende"/>
+    <w:basedOn w:val="Caption"/>
     <w:pPr>
       <w:keepNext/>
     </w:pPr>
   </w:style>
   <w:style w:type="paragraph" w:customStyle="1" w:styleId="ImageCaption">
     <w:name w:val="Image Caption"/>
-    <w:basedOn w:val="Lgende"/>
+    <w:basedOn w:val="Caption"/>
   </w:style>
   <w:style w:type="paragraph" w:customStyle="1" w:styleId="Figure">
     <w:name w:val="Figure"/>
@@ -1273,14 +1273,14 @@
       <w:keepNext/>
     </w:pPr>
   </w:style>
-  <w:style w:type="character" w:customStyle="1" w:styleId="LgendeCar">
-    <w:name w:val="Légende Car"/>
-    <w:basedOn w:val="Policepardfaut"/>
-    <w:link w:val="Lgende"/>
+  <w:style w:type="character" w:customStyle="1" w:styleId="CaptionChar">
+    <w:name w:val="Caption Char"/>
+    <w:basedOn w:val="DefaultParagraphFont"/>
+    <w:link w:val="Caption"/>
   </w:style>
   <w:style w:type="character" w:customStyle="1" w:styleId="VerbatimChar">
     <w:name w:val="Verbatim Char"/>
-    <w:basedOn w:val="LgendeCar"/>
+    <w:basedOn w:val="CaptionChar"/>
     <w:link w:val="SourceCode"/>
     <w:rPr>
       <w:rFonts w:ascii="Consolas" w:hAnsi="Consolas"/>
@@ -1289,26 +1289,26 @@
   </w:style>
   <w:style w:type="character" w:customStyle="1" w:styleId="SectionNumber">
     <w:name w:val="Section Number"/>
-    <w:basedOn w:val="LgendeCar"/>
-  </w:style>
-  <w:style w:type="character" w:styleId="Appelnotedebasdep">
+    <w:basedOn w:val="CaptionChar"/>
+  </w:style>
+  <w:style w:type="character" w:styleId="FootnoteReference">
     <w:name w:val="footnote reference"/>
-    <w:basedOn w:val="LgendeCar"/>
+    <w:basedOn w:val="CaptionChar"/>
     <w:rPr>
       <w:vertAlign w:val="superscript"/>
     </w:rPr>
   </w:style>
-  <w:style w:type="character" w:styleId="Lienhypertexte">
+  <w:style w:type="character" w:styleId="Hyperlink">
     <w:name w:val="Hyperlink"/>
-    <w:basedOn w:val="LgendeCar"/>
+    <w:basedOn w:val="CaptionChar"/>
     <w:rPr>
       <w:color w:val="4F81BD" w:themeColor="accent1"/>
     </w:rPr>
   </w:style>
-  <w:style w:type="paragraph" w:styleId="En-ttedetabledesmatires">
+  <w:style w:type="paragraph" w:styleId="TOCHeading">
     <w:name w:val="TOC Heading"/>
-    <w:basedOn w:val="Titre1"/>
-    <w:next w:val="Corpsdetexte"/>
+    <w:basedOn w:val="Heading1"/>
+    <w:next w:val="BodyText"/>
     <w:uiPriority w:val="39"/>
     <w:unhideWhenUsed/>
     <w:qFormat/>
@@ -1654,10 +1654,10 @@
       <w:shd w:val="clear" w:color="auto" w:fill="F8F8F8"/>
     </w:rPr>
   </w:style>
-  <w:style w:type="paragraph" w:styleId="En-tte">
+  <w:style w:type="paragraph" w:styleId="Header">
     <w:name w:val="header"/>
     <w:basedOn w:val="Normal"/>
-    <w:link w:val="En-tteCar"/>
+    <w:link w:val="HeaderChar"/>
     <w:unhideWhenUsed/>
     <w:rsid w:val="002E4C3F"/>
     <w:pPr>
@@ -1668,16 +1668,16 @@
       <w:spacing w:after="0"/>
     </w:pPr>
   </w:style>
-  <w:style w:type="character" w:customStyle="1" w:styleId="En-tteCar">
-    <w:name w:val="En-tête Car"/>
-    <w:basedOn w:val="Policepardfaut"/>
-    <w:link w:val="En-tte"/>
+  <w:style w:type="character" w:customStyle="1" w:styleId="HeaderChar">
+    <w:name w:val="Header Char"/>
+    <w:basedOn w:val="DefaultParagraphFont"/>
+    <w:link w:val="Header"/>
     <w:rsid w:val="002E4C3F"/>
   </w:style>
-  <w:style w:type="paragraph" w:styleId="Pieddepage">
+  <w:style w:type="paragraph" w:styleId="Footer">
     <w:name w:val="footer"/>
     <w:basedOn w:val="Normal"/>
-    <w:link w:val="PieddepageCar"/>
+    <w:link w:val="FooterChar"/>
     <w:unhideWhenUsed/>
     <w:rsid w:val="002E4C3F"/>
     <w:pPr>
@@ -1688,25 +1688,25 @@
       <w:spacing w:after="0"/>
     </w:pPr>
   </w:style>
-  <w:style w:type="character" w:customStyle="1" w:styleId="PieddepageCar">
-    <w:name w:val="Pied de page Car"/>
-    <w:basedOn w:val="Policepardfaut"/>
-    <w:link w:val="Pieddepage"/>
+  <w:style w:type="character" w:customStyle="1" w:styleId="FooterChar">
+    <w:name w:val="Footer Char"/>
+    <w:basedOn w:val="DefaultParagraphFont"/>
+    <w:link w:val="Footer"/>
     <w:rsid w:val="002E4C3F"/>
   </w:style>
-  <w:style w:type="character" w:styleId="Textedelespacerserv">
+  <w:style w:type="character" w:styleId="PlaceholderText">
     <w:name w:val="Placeholder Text"/>
-    <w:basedOn w:val="Policepardfaut"/>
+    <w:basedOn w:val="DefaultParagraphFont"/>
     <w:semiHidden/>
     <w:rsid w:val="002E4C3F"/>
     <w:rPr>
       <w:color w:val="808080"/>
     </w:rPr>
   </w:style>
-  <w:style w:type="character" w:customStyle="1" w:styleId="CorpsdetexteCar">
-    <w:name w:val="Corps de texte Car"/>
-    <w:basedOn w:val="Policepardfaut"/>
-    <w:link w:val="Corpsdetexte"/>
+  <w:style w:type="character" w:customStyle="1" w:styleId="BodyTextChar">
+    <w:name w:val="Body Text Char"/>
+    <w:basedOn w:val="DefaultParagraphFont"/>
+    <w:link w:val="BodyText"/>
     <w:rsid w:val="002E4C3F"/>
     <w:rPr>
       <w:sz w:val="22"/>
@@ -1714,7 +1714,7 @@
   </w:style>
   <w:style w:type="paragraph" w:customStyle="1" w:styleId="SmallText">
     <w:name w:val="SmallText"/>
-    <w:basedOn w:val="Corpsdetexte"/>
+    <w:basedOn w:val="BodyText"/>
     <w:link w:val="SmallTextCar"/>
     <w:qFormat/>
     <w:rsid w:val="00A6392B"/>
@@ -1724,7 +1724,7 @@
   </w:style>
   <w:style w:type="character" w:customStyle="1" w:styleId="SmallTextCar">
     <w:name w:val="SmallText Car"/>
-    <w:basedOn w:val="CorpsdetexteCar"/>
+    <w:basedOn w:val="BodyTextChar"/>
     <w:link w:val="SmallText"/>
     <w:rsid w:val="00A6392B"/>
     <w:rPr>
@@ -1735,7 +1735,7 @@
 </file>
 
 <file path=word/glossary/document.xml><?xml version="1.0" encoding="utf-8"?>
-<w:glossaryDocument xmlns:wpc="http://schemas.microsoft.com/office/word/2010/wordprocessingCanvas" xmlns:cx="http://schemas.microsoft.com/office/drawing/2014/chartex" xmlns:cx1="http://schemas.microsoft.com/office/drawing/2015/9/8/chartex" xmlns:cx2="http://schemas.microsoft.com/office/drawing/2015/10/21/chartex" xmlns:cx3="http://schemas.microsoft.com/office/drawing/2016/5/9/chartex" xmlns:cx4="http://schemas.microsoft.com/office/drawing/2016/5/10/chartex" xmlns:cx5="http://schemas.microsoft.com/office/drawing/2016/5/11/chartex" xmlns:cx6="http://schemas.microsoft.com/office/drawing/2016/5/12/chartex" xmlns:cx7="http://schemas.microsoft.com/office/drawing/2016/5/13/chartex" xmlns:cx8="http://schemas.microsoft.com/office/drawing/2016/5/14/chartex" xmlns:mc="http://schemas.openxmlformats.org/markup-compatibility/2006" xmlns:aink="http://schemas.microsoft.com/office/drawing/2016/ink" xmlns:am3d="http://schemas.microsoft.com/office/drawing/2017/model3d" xmlns:o="urn:schemas-microsoft-com:office:office" xmlns:oel="http://schemas.microsoft.com/office/2019/extlst" xmlns:r="http://schemas.openxmlformats.org/officeDocument/2006/relationships" xmlns:m="http://schemas.openxmlformats.org/officeDocument/2006/math" xmlns:v="urn:schemas-microsoft-com:vml" xmlns:wp14="http://schemas.microsoft.com/office/word/2010/wordprocessingDrawing" xmlns:wp="http://schemas.openxmlformats.org/drawingml/2006/wordprocessingDrawing" xmlns:w10="urn:schemas-microsoft-com:office:word" xmlns:w="http://schemas.openxmlformats.org/wordprocessingml/2006/main" xmlns:w14="http://schemas.microsoft.com/office/word/2010/wordml" xmlns:w15="http://schemas.microsoft.com/office/word/2012/wordml" xmlns:w16cex="http://schemas.microsoft.com/office/word/2018/wordml/cex" xmlns:w16cid="http://schemas.microsoft.com/office/word/2016/wordml/cid" xmlns:w16="http://schemas.microsoft.com/office/word/2018/wordml" xmlns:w16sdtdh="http://schemas.microsoft.com/office/word/2020/wordml/sdtdatahash" xmlns:w16se="http://schemas.microsoft.com/office/word/2015/wordml/symex" xmlns:wpg="http://schemas.microsoft.com/office/word/2010/wordprocessingGroup" xmlns:wpi="http://schemas.microsoft.com/office/word/2010/wordprocessingInk" xmlns:wne="http://schemas.microsoft.com/office/word/2006/wordml" xmlns:wps="http://schemas.microsoft.com/office/word/2010/wordprocessingShape" mc:Ignorable="w14 w15 w16se w16cid w16 w16cex w16sdtdh wp14">
+<w:glossaryDocument xmlns:wpc="http://schemas.microsoft.com/office/word/2010/wordprocessingCanvas" xmlns:cx="http://schemas.microsoft.com/office/drawing/2014/chartex" xmlns:cx1="http://schemas.microsoft.com/office/drawing/2015/9/8/chartex" xmlns:cx2="http://schemas.microsoft.com/office/drawing/2015/10/21/chartex" xmlns:cx3="http://schemas.microsoft.com/office/drawing/2016/5/9/chartex" xmlns:cx4="http://schemas.microsoft.com/office/drawing/2016/5/10/chartex" xmlns:cx5="http://schemas.microsoft.com/office/drawing/2016/5/11/chartex" xmlns:cx6="http://schemas.microsoft.com/office/drawing/2016/5/12/chartex" xmlns:cx7="http://schemas.microsoft.com/office/drawing/2016/5/13/chartex" xmlns:cx8="http://schemas.microsoft.com/office/drawing/2016/5/14/chartex" xmlns:mc="http://schemas.openxmlformats.org/markup-compatibility/2006" xmlns:aink="http://schemas.microsoft.com/office/drawing/2016/ink" xmlns:am3d="http://schemas.microsoft.com/office/drawing/2017/model3d" xmlns:o="urn:schemas-microsoft-com:office:office" xmlns:oel="http://schemas.microsoft.com/office/2019/extlst" xmlns:r="http://schemas.openxmlformats.org/officeDocument/2006/relationships" xmlns:m="http://schemas.openxmlformats.org/officeDocument/2006/math" xmlns:v="urn:schemas-microsoft-com:vml" xmlns:wp14="http://schemas.microsoft.com/office/word/2010/wordprocessingDrawing" xmlns:wp="http://schemas.openxmlformats.org/drawingml/2006/wordprocessingDrawing" xmlns:w10="urn:schemas-microsoft-com:office:word" xmlns:w="http://schemas.openxmlformats.org/wordprocessingml/2006/main" xmlns:w14="http://schemas.microsoft.com/office/word/2010/wordml" xmlns:w15="http://schemas.microsoft.com/office/word/2012/wordml" xmlns:w16cex="http://schemas.microsoft.com/office/word/2018/wordml/cex" xmlns:w16cid="http://schemas.microsoft.com/office/word/2016/wordml/cid" xmlns:w16="http://schemas.microsoft.com/office/word/2018/wordml" xmlns:w16du="http://schemas.microsoft.com/office/word/2023/wordml/word16du" xmlns:w16sdtdh="http://schemas.microsoft.com/office/word/2020/wordml/sdtdatahash" xmlns:w16sdtfl="http://schemas.microsoft.com/office/word/2024/wordml/sdtformatlock" xmlns:w16se="http://schemas.microsoft.com/office/word/2015/wordml/symex" xmlns:wpg="http://schemas.microsoft.com/office/word/2010/wordprocessingGroup" xmlns:wpi="http://schemas.microsoft.com/office/word/2010/wordprocessingInk" xmlns:wne="http://schemas.microsoft.com/office/word/2006/wordml" xmlns:wps="http://schemas.microsoft.com/office/word/2010/wordprocessingShape" mc:Ignorable="w14 w15 w16se w16cid w16 w16cex w16sdtdh w16sdtfl w16du wp14">
   <w:docParts>
     <w:docPart>
       <w:docPartPr>
@@ -1756,7 +1756,7 @@
         <w:p>
           <w:r>
             <w:rPr>
-              <w:rStyle w:val="Textedelespacerserv"/>
+              <w:rStyle w:val="PlaceholderText"/>
             </w:rPr>
             <w:t>[Auteur ]</w:t>
           </w:r>
@@ -1768,7 +1768,7 @@
 </file>
 
 <file path=word/glossary/fontTable.xml><?xml version="1.0" encoding="utf-8"?>
-<w:fonts xmlns:mc="http://schemas.openxmlformats.org/markup-compatibility/2006" xmlns:r="http://schemas.openxmlformats.org/officeDocument/2006/relationships" xmlns:w="http://schemas.openxmlformats.org/wordprocessingml/2006/main" xmlns:w14="http://schemas.microsoft.com/office/word/2010/wordml" xmlns:w15="http://schemas.microsoft.com/office/word/2012/wordml" xmlns:w16cex="http://schemas.microsoft.com/office/word/2018/wordml/cex" xmlns:w16cid="http://schemas.microsoft.com/office/word/2016/wordml/cid" xmlns:w16="http://schemas.microsoft.com/office/word/2018/wordml" xmlns:w16sdtdh="http://schemas.microsoft.com/office/word/2020/wordml/sdtdatahash" xmlns:w16se="http://schemas.microsoft.com/office/word/2015/wordml/symex" mc:Ignorable="w14 w15 w16se w16cid w16 w16cex w16sdtdh">
+<w:fonts xmlns:mc="http://schemas.openxmlformats.org/markup-compatibility/2006" xmlns:r="http://schemas.openxmlformats.org/officeDocument/2006/relationships" xmlns:w="http://schemas.openxmlformats.org/wordprocessingml/2006/main" xmlns:w14="http://schemas.microsoft.com/office/word/2010/wordml" xmlns:w15="http://schemas.microsoft.com/office/word/2012/wordml" xmlns:w16cex="http://schemas.microsoft.com/office/word/2018/wordml/cex" xmlns:w16cid="http://schemas.microsoft.com/office/word/2016/wordml/cid" xmlns:w16="http://schemas.microsoft.com/office/word/2018/wordml" xmlns:w16du="http://schemas.microsoft.com/office/word/2023/wordml/word16du" xmlns:w16sdtdh="http://schemas.microsoft.com/office/word/2020/wordml/sdtdatahash" xmlns:w16sdtfl="http://schemas.microsoft.com/office/word/2024/wordml/sdtformatlock" xmlns:w16se="http://schemas.microsoft.com/office/word/2015/wordml/symex" mc:Ignorable="w14 w15 w16se w16cid w16 w16cex w16sdtdh w16sdtfl w16du">
   <w:font w:name="Symbol">
     <w:panose1 w:val="05050102010706020507"/>
     <w:charset w:val="02"/>
@@ -1795,7 +1795,7 @@
     <w:charset w:val="00"/>
     <w:family w:val="swiss"/>
     <w:pitch w:val="variable"/>
-    <w:sig w:usb0="E4002EFF" w:usb1="C000247B" w:usb2="00000009" w:usb3="00000000" w:csb0="000001FF" w:csb1="00000000"/>
+    <w:sig w:usb0="E4002EFF" w:usb1="C200247B" w:usb2="00000009" w:usb3="00000000" w:csb0="000001FF" w:csb1="00000000"/>
   </w:font>
   <w:font w:name="Malgun Gothic">
     <w:altName w:val="맑은 고딕"/>
@@ -1812,18 +1812,23 @@
     <w:pitch w:val="fixed"/>
     <w:sig w:usb0="E00006FF" w:usb1="0000FCFF" w:usb2="00000001" w:usb3="00000000" w:csb0="0000019F" w:csb1="00000000"/>
   </w:font>
-  <w:font w:name="Calibri Light">
-    <w:panose1 w:val="020F0302020204030204"/>
+  <w:font w:name="Aptos">
     <w:charset w:val="00"/>
     <w:family w:val="swiss"/>
     <w:pitch w:val="variable"/>
-    <w:sig w:usb0="E4002EFF" w:usb1="C000247B" w:usb2="00000009" w:usb3="00000000" w:csb0="000001FF" w:csb1="00000000"/>
+    <w:sig w:usb0="20000287" w:usb1="00000003" w:usb2="00000000" w:usb3="00000000" w:csb0="0000019F" w:csb1="00000000"/>
+  </w:font>
+  <w:font w:name="Aptos Display">
+    <w:charset w:val="00"/>
+    <w:family w:val="swiss"/>
+    <w:pitch w:val="variable"/>
+    <w:sig w:usb0="20000287" w:usb1="00000003" w:usb2="00000000" w:usb3="00000000" w:csb0="0000019F" w:csb1="00000000"/>
   </w:font>
 </w:fonts>
 </file>
 
 <file path=word/glossary/settings.xml><?xml version="1.0" encoding="utf-8"?>
-<w:settings xmlns:mc="http://schemas.openxmlformats.org/markup-compatibility/2006" xmlns:o="urn:schemas-microsoft-com:office:office" xmlns:r="http://schemas.openxmlformats.org/officeDocument/2006/relationships" xmlns:m="http://schemas.openxmlformats.org/officeDocument/2006/math" xmlns:v="urn:schemas-microsoft-com:vml" xmlns:w10="urn:schemas-microsoft-com:office:word" xmlns:w="http://schemas.openxmlformats.org/wordprocessingml/2006/main" xmlns:w14="http://schemas.microsoft.com/office/word/2010/wordml" xmlns:w15="http://schemas.microsoft.com/office/word/2012/wordml" xmlns:w16cex="http://schemas.microsoft.com/office/word/2018/wordml/cex" xmlns:w16cid="http://schemas.microsoft.com/office/word/2016/wordml/cid" xmlns:w16="http://schemas.microsoft.com/office/word/2018/wordml" xmlns:w16sdtdh="http://schemas.microsoft.com/office/word/2020/wordml/sdtdatahash" xmlns:w16se="http://schemas.microsoft.com/office/word/2015/wordml/symex" xmlns:sl="http://schemas.openxmlformats.org/schemaLibrary/2006/main" mc:Ignorable="w14 w15 w16se w16cid w16 w16cex w16sdtdh">
+<w:settings xmlns:mc="http://schemas.openxmlformats.org/markup-compatibility/2006" xmlns:o="urn:schemas-microsoft-com:office:office" xmlns:r="http://schemas.openxmlformats.org/officeDocument/2006/relationships" xmlns:m="http://schemas.openxmlformats.org/officeDocument/2006/math" xmlns:v="urn:schemas-microsoft-com:vml" xmlns:w10="urn:schemas-microsoft-com:office:word" xmlns:w="http://schemas.openxmlformats.org/wordprocessingml/2006/main" xmlns:w14="http://schemas.microsoft.com/office/word/2010/wordml" xmlns:w15="http://schemas.microsoft.com/office/word/2012/wordml" xmlns:w16cex="http://schemas.microsoft.com/office/word/2018/wordml/cex" xmlns:w16cid="http://schemas.microsoft.com/office/word/2016/wordml/cid" xmlns:w16="http://schemas.microsoft.com/office/word/2018/wordml" xmlns:w16du="http://schemas.microsoft.com/office/word/2023/wordml/word16du" xmlns:w16sdtdh="http://schemas.microsoft.com/office/word/2020/wordml/sdtdatahash" xmlns:w16sdtfl="http://schemas.microsoft.com/office/word/2024/wordml/sdtformatlock" xmlns:w16se="http://schemas.microsoft.com/office/word/2015/wordml/symex" xmlns:sl="http://schemas.openxmlformats.org/schemaLibrary/2006/main" mc:Ignorable="w14 w15 w16se w16cid w16 w16cex w16sdtdh w16sdtfl w16du">
   <w:view w:val="normal"/>
   <w:defaultTabStop w:val="708"/>
   <w:hyphenationZone w:val="425"/>
@@ -1840,11 +1845,13 @@
   <w:rsids>
     <w:rsidRoot w:val="00576C2F"/>
     <w:rsid w:val="00195DC3"/>
+    <w:rsid w:val="002D0C73"/>
     <w:rsid w:val="00576C2F"/>
     <w:rsid w:val="00631CC5"/>
     <w:rsid w:val="00783F0D"/>
     <w:rsid w:val="00A5077E"/>
     <w:rsid w:val="00AE2F7D"/>
+    <w:rsid w:val="00C45185"/>
     <w:rsid w:val="00ED2807"/>
     <w:rsid w:val="00FD1CB3"/>
   </w:rsids>
@@ -1870,7 +1877,7 @@
 </file>
 
 <file path=word/glossary/styles.xml><?xml version="1.0" encoding="utf-8"?>
-<w:styles xmlns:mc="http://schemas.openxmlformats.org/markup-compatibility/2006" xmlns:r="http://schemas.openxmlformats.org/officeDocument/2006/relationships" xmlns:w="http://schemas.openxmlformats.org/wordprocessingml/2006/main" xmlns:w14="http://schemas.microsoft.com/office/word/2010/wordml" xmlns:w15="http://schemas.microsoft.com/office/word/2012/wordml" xmlns:w16cex="http://schemas.microsoft.com/office/word/2018/wordml/cex" xmlns:w16cid="http://schemas.microsoft.com/office/word/2016/wordml/cid" xmlns:w16="http://schemas.microsoft.com/office/word/2018/wordml" xmlns:w16sdtdh="http://schemas.microsoft.com/office/word/2020/wordml/sdtdatahash" xmlns:w16se="http://schemas.microsoft.com/office/word/2015/wordml/symex" mc:Ignorable="w14 w15 w16se w16cid w16 w16cex w16sdtdh">
+<w:styles xmlns:mc="http://schemas.openxmlformats.org/markup-compatibility/2006" xmlns:r="http://schemas.openxmlformats.org/officeDocument/2006/relationships" xmlns:w="http://schemas.openxmlformats.org/wordprocessingml/2006/main" xmlns:w14="http://schemas.microsoft.com/office/word/2010/wordml" xmlns:w15="http://schemas.microsoft.com/office/word/2012/wordml" xmlns:w16cex="http://schemas.microsoft.com/office/word/2018/wordml/cex" xmlns:w16cid="http://schemas.microsoft.com/office/word/2016/wordml/cid" xmlns:w16="http://schemas.microsoft.com/office/word/2018/wordml" xmlns:w16du="http://schemas.microsoft.com/office/word/2023/wordml/word16du" xmlns:w16sdtdh="http://schemas.microsoft.com/office/word/2020/wordml/sdtdatahash" xmlns:w16sdtfl="http://schemas.microsoft.com/office/word/2024/wordml/sdtformatlock" xmlns:w16se="http://schemas.microsoft.com/office/word/2015/wordml/symex" mc:Ignorable="w14 w15 w16se w16cid w16 w16cex w16sdtdh w16sdtfl w16du">
   <w:docDefaults>
     <w:rPrDefault>
       <w:rPr>
@@ -2268,13 +2275,13 @@
     <w:name w:val="Normal"/>
     <w:qFormat/>
   </w:style>
-  <w:style w:type="character" w:default="1" w:styleId="Policepardfaut">
+  <w:style w:type="character" w:default="1" w:styleId="DefaultParagraphFont">
     <w:name w:val="Default Paragraph Font"/>
     <w:uiPriority w:val="1"/>
     <w:semiHidden/>
     <w:unhideWhenUsed/>
   </w:style>
-  <w:style w:type="table" w:default="1" w:styleId="TableauNormal">
+  <w:style w:type="table" w:default="1" w:styleId="TableNormal">
     <w:name w:val="Normal Table"/>
     <w:uiPriority w:val="99"/>
     <w:semiHidden/>
@@ -2289,15 +2296,15 @@
       </w:tblCellMar>
     </w:tblPr>
   </w:style>
-  <w:style w:type="numbering" w:default="1" w:styleId="Aucuneliste">
+  <w:style w:type="numbering" w:default="1" w:styleId="NoList">
     <w:name w:val="No List"/>
     <w:uiPriority w:val="99"/>
     <w:semiHidden/>
     <w:unhideWhenUsed/>
   </w:style>
-  <w:style w:type="character" w:styleId="Textedelespacerserv">
+  <w:style w:type="character" w:styleId="PlaceholderText">
     <w:name w:val="Placeholder Text"/>
-    <w:basedOn w:val="Policepardfaut"/>
+    <w:basedOn w:val="DefaultParagraphFont"/>
     <w:semiHidden/>
     <w:rsid w:val="00576C2F"/>
     <w:rPr>
@@ -2308,7 +2315,7 @@
 </file>
 
 <file path=word/glossary/webSettings.xml><?xml version="1.0" encoding="utf-8"?>
-<w:webSettings xmlns:mc="http://schemas.openxmlformats.org/markup-compatibility/2006" xmlns:r="http://schemas.openxmlformats.org/officeDocument/2006/relationships" xmlns:w="http://schemas.openxmlformats.org/wordprocessingml/2006/main" xmlns:w14="http://schemas.microsoft.com/office/word/2010/wordml" xmlns:w15="http://schemas.microsoft.com/office/word/2012/wordml" xmlns:w16cex="http://schemas.microsoft.com/office/word/2018/wordml/cex" xmlns:w16cid="http://schemas.microsoft.com/office/word/2016/wordml/cid" xmlns:w16="http://schemas.microsoft.com/office/word/2018/wordml" xmlns:w16sdtdh="http://schemas.microsoft.com/office/word/2020/wordml/sdtdatahash" xmlns:w16se="http://schemas.microsoft.com/office/word/2015/wordml/symex" mc:Ignorable="w14 w15 w16se w16cid w16 w16cex w16sdtdh">
+<w:webSettings xmlns:mc="http://schemas.openxmlformats.org/markup-compatibility/2006" xmlns:r="http://schemas.openxmlformats.org/officeDocument/2006/relationships" xmlns:w="http://schemas.openxmlformats.org/wordprocessingml/2006/main" xmlns:w14="http://schemas.microsoft.com/office/word/2010/wordml" xmlns:w15="http://schemas.microsoft.com/office/word/2012/wordml" xmlns:w16cex="http://schemas.microsoft.com/office/word/2018/wordml/cex" xmlns:w16cid="http://schemas.microsoft.com/office/word/2016/wordml/cid" xmlns:w16="http://schemas.microsoft.com/office/word/2018/wordml" xmlns:w16du="http://schemas.microsoft.com/office/word/2023/wordml/word16du" xmlns:w16sdtdh="http://schemas.microsoft.com/office/word/2020/wordml/sdtdatahash" xmlns:w16sdtfl="http://schemas.microsoft.com/office/word/2024/wordml/sdtformatlock" xmlns:w16se="http://schemas.microsoft.com/office/word/2015/wordml/symex" mc:Ignorable="w14 w15 w16se w16cid w16 w16cex w16sdtdh w16sdtfl w16du">
   <w:optimizeForBrowser/>
   <w:allowPNG/>
 </w:webSettings>
